--- a/QARA Documents/SA.docx
+++ b/QARA Documents/SA.docx
@@ -121,19 +121,11 @@
               </w:rPr>
               <w:t xml:space="preserve">MT_ONE_0023 / </w:t>
             </w:r>
-            <w:proofErr w:type="spellStart"/>
             <w:r>
               <w:rPr>
                 <w:rFonts w:cs="Calibri"/>
               </w:rPr>
-              <w:t>miRFlow</w:t>
-            </w:r>
-            <w:proofErr w:type="spellEnd"/>
-            <w:r>
-              <w:rPr>
-                <w:rFonts w:cs="Calibri"/>
-              </w:rPr>
-              <w:t xml:space="preserve"> </w:t>
+              <w:t>miRFlow: A Novel Screening Tool for Endometrial Cancer</w:t>
             </w:r>
           </w:p>
         </w:tc>
@@ -586,6 +578,14 @@
                 <w:szCs w:val="20"/>
               </w:rPr>
             </w:pPr>
+            <w:r>
+              <w:rPr>
+                <w:rFonts w:cs="Calibri"/>
+                <w:sz w:val="20"/>
+                <w:szCs w:val="20"/>
+              </w:rPr>
+              <w:t>27/03/2026</w:t>
+            </w:r>
           </w:p>
         </w:tc>
         <w:tc>
@@ -601,6 +601,14 @@
                 <w:szCs w:val="20"/>
               </w:rPr>
             </w:pPr>
+            <w:r>
+              <w:rPr>
+                <w:rFonts w:cs="Calibri"/>
+                <w:sz w:val="20"/>
+                <w:szCs w:val="20"/>
+              </w:rPr>
+              <w:t>Samin Yasar</w:t>
+            </w:r>
           </w:p>
         </w:tc>
       </w:tr>
@@ -3326,29 +3334,268 @@
       <w:bookmarkEnd w:id="8"/>
     </w:p>
     <w:p>
-      <w:r>
-        <w:t xml:space="preserve">This document presents the </w:t>
-      </w:r>
-      <w:r>
-        <w:t>architecture o</w:t>
-      </w:r>
-      <w:r>
-        <w:t xml:space="preserve">f </w:t>
-      </w:r>
-      <w:r>
-        <w:rPr>
-          <w:highlight w:val="lightGray"/>
-        </w:rPr>
-        <w:t>XXX</w:t>
-      </w:r>
-      <w:r>
+      <w:pPr>
+        <w:pStyle w:val="NormalWeb"/>
+        <w:jc w:val="both"/>
+        <w:rPr>
+          <w:rFonts w:asciiTheme="majorHAnsi" w:hAnsiTheme="majorHAnsi" w:cstheme="majorHAnsi"/>
+        </w:rPr>
+      </w:pPr>
+      <w:r>
+        <w:rPr>
+          <w:rFonts w:asciiTheme="majorHAnsi" w:hAnsiTheme="majorHAnsi" w:cstheme="majorHAnsi"/>
+        </w:rPr>
+        <w:t xml:space="preserve">This document describes the software architecture of the </w:t>
+      </w:r>
+      <w:r>
+        <w:rPr>
+          <w:rFonts w:asciiTheme="majorHAnsi" w:hAnsiTheme="majorHAnsi" w:cstheme="majorHAnsi"/>
+          <w:i/>
+          <w:iCs/>
+        </w:rPr>
+        <w:t>miRFlow</w:t>
+      </w:r>
+      <w:r>
+        <w:rPr>
+          <w:rFonts w:asciiTheme="majorHAnsi" w:hAnsiTheme="majorHAnsi" w:cstheme="majorHAnsi"/>
+        </w:rPr>
+        <w:t xml:space="preserve"> system</w:t>
+      </w:r>
+      <w:r>
+        <w:rPr>
+          <w:rFonts w:asciiTheme="majorHAnsi" w:hAnsiTheme="majorHAnsi" w:cstheme="majorHAnsi"/>
+        </w:rPr>
+        <w:t>:</w:t>
+      </w:r>
+      <w:r>
+        <w:rPr>
+          <w:rFonts w:asciiTheme="majorHAnsi" w:hAnsiTheme="majorHAnsi" w:cstheme="majorHAnsi"/>
+        </w:rPr>
+        <w:t xml:space="preserve"> a</w:t>
+      </w:r>
+      <w:r>
+        <w:rPr>
+          <w:rFonts w:asciiTheme="majorHAnsi" w:hAnsiTheme="majorHAnsi" w:cstheme="majorHAnsi"/>
+        </w:rPr>
+        <w:t>n independent</w:t>
+      </w:r>
+      <w:r>
+        <w:rPr>
+          <w:rFonts w:asciiTheme="majorHAnsi" w:hAnsiTheme="majorHAnsi" w:cstheme="majorHAnsi"/>
+        </w:rPr>
+        <w:t xml:space="preserve"> analytical platform developed to </w:t>
+      </w:r>
+      <w:r>
+        <w:rPr>
+          <w:rFonts w:asciiTheme="majorHAnsi" w:hAnsiTheme="majorHAnsi" w:cstheme="majorHAnsi"/>
+        </w:rPr>
+        <w:t xml:space="preserve">support the </w:t>
+      </w:r>
+      <w:r>
+        <w:rPr>
+          <w:rFonts w:asciiTheme="majorHAnsi" w:hAnsiTheme="majorHAnsi" w:cstheme="majorHAnsi"/>
+          <w:i/>
+          <w:iCs/>
+        </w:rPr>
+        <w:t>miRFlow</w:t>
+      </w:r>
+      <w:r>
+        <w:rPr>
+          <w:rFonts w:asciiTheme="majorHAnsi" w:hAnsiTheme="majorHAnsi" w:cstheme="majorHAnsi"/>
+        </w:rPr>
+        <w:t xml:space="preserve"> diagnostic assay. The aim of the software is to </w:t>
+      </w:r>
+      <w:r>
+        <w:rPr>
+          <w:rFonts w:asciiTheme="majorHAnsi" w:hAnsiTheme="majorHAnsi" w:cstheme="majorHAnsi"/>
+        </w:rPr>
+        <w:t>process</w:t>
+      </w:r>
+      <w:r>
+        <w:rPr>
+          <w:rFonts w:asciiTheme="majorHAnsi" w:hAnsiTheme="majorHAnsi" w:cstheme="majorHAnsi"/>
+        </w:rPr>
+        <w:t xml:space="preserve">, </w:t>
+      </w:r>
+      <w:proofErr w:type="spellStart"/>
+      <w:r>
+        <w:rPr>
+          <w:rFonts w:asciiTheme="majorHAnsi" w:hAnsiTheme="majorHAnsi" w:cstheme="majorHAnsi"/>
+        </w:rPr>
+        <w:t>analyse</w:t>
+      </w:r>
+      <w:proofErr w:type="spellEnd"/>
+      <w:r>
+        <w:rPr>
+          <w:rFonts w:asciiTheme="majorHAnsi" w:hAnsiTheme="majorHAnsi" w:cstheme="majorHAnsi"/>
+        </w:rPr>
+        <w:t xml:space="preserve">, and </w:t>
+      </w:r>
+      <w:proofErr w:type="spellStart"/>
+      <w:r>
+        <w:rPr>
+          <w:rFonts w:asciiTheme="majorHAnsi" w:hAnsiTheme="majorHAnsi" w:cstheme="majorHAnsi"/>
+        </w:rPr>
+        <w:t>visualise</w:t>
+      </w:r>
+      <w:proofErr w:type="spellEnd"/>
+      <w:r>
+        <w:rPr>
+          <w:rFonts w:asciiTheme="majorHAnsi" w:hAnsiTheme="majorHAnsi" w:cstheme="majorHAnsi"/>
+        </w:rPr>
         <w:t xml:space="preserve"> </w:t>
       </w:r>
       <w:r>
-        <w:t>software</w:t>
-      </w:r>
-      <w:r>
-        <w:t>.</w:t>
+        <w:rPr>
+          <w:rFonts w:asciiTheme="majorHAnsi" w:hAnsiTheme="majorHAnsi" w:cstheme="majorHAnsi"/>
+        </w:rPr>
+        <w:t xml:space="preserve">flow </w:t>
+      </w:r>
+      <w:r>
+        <w:rPr>
+          <w:rFonts w:asciiTheme="majorHAnsi" w:hAnsiTheme="majorHAnsi" w:cstheme="majorHAnsi"/>
+        </w:rPr>
+        <w:t>cytometry</w:t>
+      </w:r>
+      <w:r>
+        <w:rPr>
+          <w:rFonts w:asciiTheme="majorHAnsi" w:hAnsiTheme="majorHAnsi" w:cstheme="majorHAnsi"/>
+        </w:rPr>
+        <w:t xml:space="preserve"> (fc) </w:t>
+      </w:r>
+      <w:r>
+        <w:rPr>
+          <w:rFonts w:asciiTheme="majorHAnsi" w:hAnsiTheme="majorHAnsi" w:cstheme="majorHAnsi"/>
+        </w:rPr>
+        <w:t xml:space="preserve">data </w:t>
+      </w:r>
+      <w:r>
+        <w:rPr>
+          <w:rFonts w:asciiTheme="majorHAnsi" w:hAnsiTheme="majorHAnsi" w:cstheme="majorHAnsi"/>
+        </w:rPr>
+        <w:t>captured</w:t>
+      </w:r>
+      <w:r>
+        <w:rPr>
+          <w:rFonts w:asciiTheme="majorHAnsi" w:hAnsiTheme="majorHAnsi" w:cstheme="majorHAnsi"/>
+        </w:rPr>
+        <w:t xml:space="preserve"> by the</w:t>
+      </w:r>
+      <w:r>
+        <w:rPr>
+          <w:rFonts w:asciiTheme="majorHAnsi" w:hAnsiTheme="majorHAnsi" w:cstheme="majorHAnsi"/>
+        </w:rPr>
+        <w:t xml:space="preserve"> </w:t>
+      </w:r>
+      <w:r>
+        <w:rPr>
+          <w:rFonts w:asciiTheme="majorHAnsi" w:hAnsiTheme="majorHAnsi" w:cstheme="majorHAnsi"/>
+        </w:rPr>
+        <w:t>diagnostic assay</w:t>
+      </w:r>
+      <w:r>
+        <w:rPr>
+          <w:rFonts w:asciiTheme="majorHAnsi" w:hAnsiTheme="majorHAnsi" w:cstheme="majorHAnsi"/>
+        </w:rPr>
+        <w:t xml:space="preserve"> </w:t>
+      </w:r>
+      <w:r>
+        <w:rPr>
+          <w:rFonts w:asciiTheme="majorHAnsi" w:hAnsiTheme="majorHAnsi" w:cstheme="majorHAnsi"/>
+        </w:rPr>
+        <w:t>for the detection of microRNA (miRNA) biomarkers associated with endometrial cancer.</w:t>
+      </w:r>
+    </w:p>
+    <w:p>
+      <w:pPr>
+        <w:pStyle w:val="NormalWeb"/>
+        <w:jc w:val="both"/>
+        <w:rPr>
+          <w:rFonts w:asciiTheme="majorHAnsi" w:hAnsiTheme="majorHAnsi" w:cstheme="majorHAnsi"/>
+        </w:rPr>
+      </w:pPr>
+      <w:r>
+        <w:rPr>
+          <w:rFonts w:asciiTheme="majorHAnsi" w:hAnsiTheme="majorHAnsi" w:cstheme="majorHAnsi"/>
+        </w:rPr>
+        <w:t xml:space="preserve">The purpose of this document is to define the structural </w:t>
+      </w:r>
+      <w:proofErr w:type="spellStart"/>
+      <w:r>
+        <w:rPr>
+          <w:rFonts w:asciiTheme="majorHAnsi" w:hAnsiTheme="majorHAnsi" w:cstheme="majorHAnsi"/>
+        </w:rPr>
+        <w:t>organisation</w:t>
+      </w:r>
+      <w:proofErr w:type="spellEnd"/>
+      <w:r>
+        <w:rPr>
+          <w:rFonts w:asciiTheme="majorHAnsi" w:hAnsiTheme="majorHAnsi" w:cstheme="majorHAnsi"/>
+        </w:rPr>
+        <w:t xml:space="preserve"> of the software, including its constituent modules, data flow, interfaces, and interactions with external systems. The architecture describes how raw Flow Cytometry Standard (.fcs) data is transformed through a series of computational stages into structured outputs and diagnostic metrics.</w:t>
+      </w:r>
+    </w:p>
+    <w:p>
+      <w:pPr>
+        <w:pStyle w:val="NormalWeb"/>
+        <w:jc w:val="both"/>
+        <w:rPr>
+          <w:rFonts w:asciiTheme="majorHAnsi" w:hAnsiTheme="majorHAnsi" w:cstheme="majorHAnsi"/>
+        </w:rPr>
+      </w:pPr>
+      <w:r>
+        <w:rPr>
+          <w:rFonts w:asciiTheme="majorHAnsi" w:hAnsiTheme="majorHAnsi" w:cstheme="majorHAnsi"/>
+        </w:rPr>
+        <w:t xml:space="preserve">The software </w:t>
+      </w:r>
+      <w:r>
+        <w:rPr>
+          <w:rFonts w:asciiTheme="majorHAnsi" w:hAnsiTheme="majorHAnsi" w:cstheme="majorHAnsi"/>
+        </w:rPr>
+        <w:t>backend</w:t>
+      </w:r>
+      <w:r>
+        <w:rPr>
+          <w:rFonts w:asciiTheme="majorHAnsi" w:hAnsiTheme="majorHAnsi" w:cstheme="majorHAnsi"/>
+        </w:rPr>
+        <w:t xml:space="preserve"> </w:t>
+      </w:r>
+      <w:r>
+        <w:rPr>
+          <w:rFonts w:asciiTheme="majorHAnsi" w:hAnsiTheme="majorHAnsi" w:cstheme="majorHAnsi"/>
+        </w:rPr>
+        <w:t>comprises of</w:t>
+      </w:r>
+      <w:r>
+        <w:rPr>
+          <w:rFonts w:asciiTheme="majorHAnsi" w:hAnsiTheme="majorHAnsi" w:cstheme="majorHAnsi"/>
+        </w:rPr>
+        <w:t xml:space="preserve"> a</w:t>
+      </w:r>
+      <w:r>
+        <w:rPr>
+          <w:rFonts w:asciiTheme="majorHAnsi" w:hAnsiTheme="majorHAnsi" w:cstheme="majorHAnsi"/>
+        </w:rPr>
+        <w:t xml:space="preserve"> modular</w:t>
+      </w:r>
+      <w:r>
+        <w:rPr>
+          <w:rFonts w:asciiTheme="majorHAnsi" w:hAnsiTheme="majorHAnsi" w:cstheme="majorHAnsi"/>
+        </w:rPr>
+        <w:t xml:space="preserve"> analytical pipeline </w:t>
+      </w:r>
+      <w:r>
+        <w:rPr>
+          <w:rFonts w:asciiTheme="majorHAnsi" w:hAnsiTheme="majorHAnsi" w:cstheme="majorHAnsi"/>
+        </w:rPr>
+        <w:t xml:space="preserve">managing </w:t>
+      </w:r>
+      <w:r>
+        <w:rPr>
+          <w:rFonts w:asciiTheme="majorHAnsi" w:hAnsiTheme="majorHAnsi" w:cstheme="majorHAnsi"/>
+        </w:rPr>
+        <w:t>data ingestion, signal transformation, gating, bead classification, probabilistic clustering, and result generation. In addition, the architecture outlines planned components, including a graphical user interface (GUI) and a machine learning (ML)-based module for image-derived event weighting, which will be integrated in later stages of development.</w:t>
       </w:r>
     </w:p>
     <w:p>
@@ -3413,7 +3660,7 @@
         </w:trPr>
         <w:tc>
           <w:tcPr>
-            <w:tcW w:w="3543" w:type="dxa"/>
+            <w:tcW w:w="3358" w:type="dxa"/>
             <w:shd w:val="clear" w:color="auto" w:fill="CDE1F2"/>
             <w:vAlign w:val="center"/>
           </w:tcPr>
@@ -3441,7 +3688,7 @@
         </w:tc>
         <w:tc>
           <w:tcPr>
-            <w:tcW w:w="5499" w:type="dxa"/>
+            <w:tcW w:w="5124" w:type="dxa"/>
             <w:shd w:val="clear" w:color="auto" w:fill="CDE1F2"/>
             <w:vAlign w:val="center"/>
           </w:tcPr>
@@ -3474,7 +3721,7 @@
         </w:trPr>
         <w:tc>
           <w:tcPr>
-            <w:tcW w:w="3543" w:type="dxa"/>
+            <w:tcW w:w="3358" w:type="dxa"/>
             <w:vAlign w:val="center"/>
           </w:tcPr>
           <w:p>
@@ -3499,7 +3746,7 @@
         </w:tc>
         <w:tc>
           <w:tcPr>
-            <w:tcW w:w="5499" w:type="dxa"/>
+            <w:tcW w:w="5124" w:type="dxa"/>
             <w:vAlign w:val="center"/>
           </w:tcPr>
           <w:p>
@@ -3529,7 +3776,7 @@
         </w:trPr>
         <w:tc>
           <w:tcPr>
-            <w:tcW w:w="3543" w:type="dxa"/>
+            <w:tcW w:w="3358" w:type="dxa"/>
             <w:vAlign w:val="center"/>
           </w:tcPr>
           <w:p>
@@ -3554,7 +3801,7 @@
         </w:tc>
         <w:tc>
           <w:tcPr>
-            <w:tcW w:w="5499" w:type="dxa"/>
+            <w:tcW w:w="5124" w:type="dxa"/>
             <w:vAlign w:val="center"/>
           </w:tcPr>
           <w:p>
@@ -3584,7 +3831,7 @@
         </w:trPr>
         <w:tc>
           <w:tcPr>
-            <w:tcW w:w="3543" w:type="dxa"/>
+            <w:tcW w:w="3358" w:type="dxa"/>
             <w:vAlign w:val="center"/>
           </w:tcPr>
           <w:p>
@@ -3609,7 +3856,7 @@
         </w:tc>
         <w:tc>
           <w:tcPr>
-            <w:tcW w:w="5499" w:type="dxa"/>
+            <w:tcW w:w="5124" w:type="dxa"/>
             <w:vAlign w:val="center"/>
           </w:tcPr>
           <w:p>
@@ -3639,7 +3886,7 @@
         </w:trPr>
         <w:tc>
           <w:tcPr>
-            <w:tcW w:w="3543" w:type="dxa"/>
+            <w:tcW w:w="3358" w:type="dxa"/>
             <w:vAlign w:val="center"/>
           </w:tcPr>
           <w:p>
@@ -3664,7 +3911,7 @@
         </w:tc>
         <w:tc>
           <w:tcPr>
-            <w:tcW w:w="5499" w:type="dxa"/>
+            <w:tcW w:w="5124" w:type="dxa"/>
             <w:vAlign w:val="center"/>
           </w:tcPr>
           <w:p>
@@ -3694,7 +3941,7 @@
         </w:trPr>
         <w:tc>
           <w:tcPr>
-            <w:tcW w:w="3543" w:type="dxa"/>
+            <w:tcW w:w="3358" w:type="dxa"/>
             <w:vAlign w:val="center"/>
           </w:tcPr>
           <w:p>
@@ -3718,7 +3965,7 @@
         </w:tc>
         <w:tc>
           <w:tcPr>
-            <w:tcW w:w="5499" w:type="dxa"/>
+            <w:tcW w:w="5124" w:type="dxa"/>
             <w:vAlign w:val="center"/>
           </w:tcPr>
           <w:p>
@@ -3747,7 +3994,7 @@
         </w:trPr>
         <w:tc>
           <w:tcPr>
-            <w:tcW w:w="3543" w:type="dxa"/>
+            <w:tcW w:w="3358" w:type="dxa"/>
             <w:vAlign w:val="center"/>
           </w:tcPr>
           <w:p>
@@ -3771,7 +4018,7 @@
         </w:tc>
         <w:tc>
           <w:tcPr>
-            <w:tcW w:w="5499" w:type="dxa"/>
+            <w:tcW w:w="5124" w:type="dxa"/>
             <w:vAlign w:val="center"/>
           </w:tcPr>
           <w:p>
@@ -3800,7 +4047,7 @@
         </w:trPr>
         <w:tc>
           <w:tcPr>
-            <w:tcW w:w="3543" w:type="dxa"/>
+            <w:tcW w:w="3358" w:type="dxa"/>
             <w:vAlign w:val="center"/>
           </w:tcPr>
           <w:p>
@@ -3824,7 +4071,7 @@
         </w:tc>
         <w:tc>
           <w:tcPr>
-            <w:tcW w:w="5499" w:type="dxa"/>
+            <w:tcW w:w="5124" w:type="dxa"/>
             <w:vAlign w:val="center"/>
           </w:tcPr>
           <w:p>
@@ -3853,7 +4100,7 @@
         </w:trPr>
         <w:tc>
           <w:tcPr>
-            <w:tcW w:w="3543" w:type="dxa"/>
+            <w:tcW w:w="3358" w:type="dxa"/>
             <w:vAlign w:val="center"/>
           </w:tcPr>
           <w:p>
@@ -3877,7 +4124,7 @@
         </w:tc>
         <w:tc>
           <w:tcPr>
-            <w:tcW w:w="5499" w:type="dxa"/>
+            <w:tcW w:w="5124" w:type="dxa"/>
             <w:vAlign w:val="center"/>
           </w:tcPr>
           <w:p>
@@ -3906,7 +4153,7 @@
         </w:trPr>
         <w:tc>
           <w:tcPr>
-            <w:tcW w:w="3543" w:type="dxa"/>
+            <w:tcW w:w="3358" w:type="dxa"/>
             <w:vAlign w:val="center"/>
           </w:tcPr>
           <w:p>
@@ -3930,7 +4177,7 @@
         </w:tc>
         <w:tc>
           <w:tcPr>
-            <w:tcW w:w="5499" w:type="dxa"/>
+            <w:tcW w:w="5124" w:type="dxa"/>
             <w:vAlign w:val="center"/>
           </w:tcPr>
           <w:p>
@@ -3993,7 +4240,7 @@
         </w:trPr>
         <w:tc>
           <w:tcPr>
-            <w:tcW w:w="3543" w:type="dxa"/>
+            <w:tcW w:w="3358" w:type="dxa"/>
             <w:vAlign w:val="center"/>
           </w:tcPr>
           <w:p>
@@ -4017,7 +4264,7 @@
         </w:tc>
         <w:tc>
           <w:tcPr>
-            <w:tcW w:w="5499" w:type="dxa"/>
+            <w:tcW w:w="5124" w:type="dxa"/>
             <w:vAlign w:val="center"/>
           </w:tcPr>
           <w:p>
@@ -4036,6 +4283,696 @@
                 <w:szCs w:val="20"/>
               </w:rPr>
               <w:t>Software Requirement Specification</w:t>
+            </w:r>
+          </w:p>
+        </w:tc>
+      </w:tr>
+      <w:tr>
+        <w:trPr>
+          <w:trHeight w:val="20"/>
+        </w:trPr>
+        <w:tc>
+          <w:tcPr>
+            <w:tcW w:w="3358" w:type="dxa"/>
+            <w:vAlign w:val="center"/>
+          </w:tcPr>
+          <w:p>
+            <w:pPr>
+              <w:spacing w:after="0" w:line="240" w:lineRule="auto"/>
+              <w:rPr>
+                <w:rFonts w:eastAsia="Times New Roman" w:cstheme="minorHAnsi"/>
+                <w:sz w:val="20"/>
+                <w:szCs w:val="20"/>
+              </w:rPr>
+            </w:pPr>
+            <w:r>
+              <w:rPr>
+                <w:rFonts w:eastAsia="Times New Roman" w:cstheme="minorHAnsi"/>
+                <w:sz w:val="20"/>
+                <w:szCs w:val="20"/>
+              </w:rPr>
+              <w:t>FC</w:t>
+            </w:r>
+          </w:p>
+        </w:tc>
+        <w:tc>
+          <w:tcPr>
+            <w:tcW w:w="5124" w:type="dxa"/>
+            <w:vAlign w:val="center"/>
+          </w:tcPr>
+          <w:p>
+            <w:pPr>
+              <w:spacing w:after="0" w:line="240" w:lineRule="auto"/>
+              <w:rPr>
+                <w:rFonts w:eastAsia="Times New Roman" w:cstheme="minorHAnsi"/>
+                <w:sz w:val="20"/>
+                <w:szCs w:val="20"/>
+              </w:rPr>
+            </w:pPr>
+            <w:r>
+              <w:rPr>
+                <w:rFonts w:eastAsia="Times New Roman" w:cstheme="minorHAnsi"/>
+                <w:sz w:val="20"/>
+                <w:szCs w:val="20"/>
+              </w:rPr>
+              <w:t>Flow Cytometry</w:t>
+            </w:r>
+          </w:p>
+        </w:tc>
+      </w:tr>
+      <w:tr>
+        <w:trPr>
+          <w:trHeight w:val="20"/>
+        </w:trPr>
+        <w:tc>
+          <w:tcPr>
+            <w:tcW w:w="3358" w:type="dxa"/>
+            <w:vAlign w:val="center"/>
+          </w:tcPr>
+          <w:p>
+            <w:pPr>
+              <w:spacing w:after="0" w:line="240" w:lineRule="auto"/>
+              <w:rPr>
+                <w:rFonts w:eastAsia="Times New Roman" w:cstheme="minorHAnsi"/>
+                <w:sz w:val="20"/>
+                <w:szCs w:val="20"/>
+              </w:rPr>
+            </w:pPr>
+            <w:r>
+              <w:rPr>
+                <w:rFonts w:eastAsia="Times New Roman" w:cstheme="minorHAnsi"/>
+                <w:sz w:val="20"/>
+                <w:szCs w:val="20"/>
+              </w:rPr>
+              <w:t>FCS</w:t>
+            </w:r>
+          </w:p>
+        </w:tc>
+        <w:tc>
+          <w:tcPr>
+            <w:tcW w:w="5124" w:type="dxa"/>
+            <w:vAlign w:val="center"/>
+          </w:tcPr>
+          <w:p>
+            <w:pPr>
+              <w:spacing w:after="0" w:line="240" w:lineRule="auto"/>
+              <w:rPr>
+                <w:rFonts w:eastAsia="Times New Roman" w:cstheme="minorHAnsi"/>
+                <w:sz w:val="20"/>
+                <w:szCs w:val="20"/>
+              </w:rPr>
+            </w:pPr>
+            <w:r>
+              <w:rPr>
+                <w:rFonts w:eastAsia="Times New Roman" w:cstheme="minorHAnsi"/>
+                <w:sz w:val="20"/>
+                <w:szCs w:val="20"/>
+              </w:rPr>
+              <w:t>Flow Cytometry Standard File</w:t>
+            </w:r>
+          </w:p>
+        </w:tc>
+      </w:tr>
+      <w:tr>
+        <w:trPr>
+          <w:trHeight w:val="20"/>
+        </w:trPr>
+        <w:tc>
+          <w:tcPr>
+            <w:tcW w:w="3358" w:type="dxa"/>
+            <w:vAlign w:val="center"/>
+          </w:tcPr>
+          <w:p>
+            <w:pPr>
+              <w:spacing w:after="0" w:line="240" w:lineRule="auto"/>
+              <w:rPr>
+                <w:rFonts w:eastAsia="Times New Roman" w:cstheme="minorHAnsi"/>
+                <w:sz w:val="20"/>
+                <w:szCs w:val="20"/>
+              </w:rPr>
+            </w:pPr>
+            <w:r>
+              <w:rPr>
+                <w:rFonts w:eastAsia="Times New Roman" w:cstheme="minorHAnsi"/>
+                <w:sz w:val="20"/>
+                <w:szCs w:val="20"/>
+              </w:rPr>
+              <w:t>MMB</w:t>
+            </w:r>
+          </w:p>
+        </w:tc>
+        <w:tc>
+          <w:tcPr>
+            <w:tcW w:w="5124" w:type="dxa"/>
+            <w:vAlign w:val="center"/>
+          </w:tcPr>
+          <w:p>
+            <w:pPr>
+              <w:spacing w:after="0" w:line="240" w:lineRule="auto"/>
+              <w:rPr>
+                <w:rFonts w:eastAsia="Times New Roman" w:cstheme="minorHAnsi"/>
+                <w:sz w:val="20"/>
+                <w:szCs w:val="20"/>
+              </w:rPr>
+            </w:pPr>
+            <w:r>
+              <w:rPr>
+                <w:rFonts w:eastAsia="Times New Roman" w:cstheme="minorHAnsi"/>
+                <w:sz w:val="20"/>
+                <w:szCs w:val="20"/>
+              </w:rPr>
+              <w:t>Magnetic Micro-Bead (Size Signal)</w:t>
+            </w:r>
+          </w:p>
+        </w:tc>
+      </w:tr>
+      <w:tr>
+        <w:trPr>
+          <w:trHeight w:val="20"/>
+        </w:trPr>
+        <w:tc>
+          <w:tcPr>
+            <w:tcW w:w="3358" w:type="dxa"/>
+            <w:vAlign w:val="center"/>
+          </w:tcPr>
+          <w:p>
+            <w:pPr>
+              <w:spacing w:after="0" w:line="240" w:lineRule="auto"/>
+              <w:rPr>
+                <w:rFonts w:eastAsia="Times New Roman" w:cstheme="minorHAnsi"/>
+                <w:sz w:val="20"/>
+                <w:szCs w:val="20"/>
+              </w:rPr>
+            </w:pPr>
+            <w:r>
+              <w:rPr>
+                <w:rFonts w:eastAsia="Times New Roman" w:cstheme="minorHAnsi"/>
+                <w:sz w:val="20"/>
+                <w:szCs w:val="20"/>
+              </w:rPr>
+              <w:t>DG</w:t>
+            </w:r>
+          </w:p>
+        </w:tc>
+        <w:tc>
+          <w:tcPr>
+            <w:tcW w:w="5124" w:type="dxa"/>
+            <w:vAlign w:val="center"/>
+          </w:tcPr>
+          <w:p>
+            <w:pPr>
+              <w:spacing w:after="0" w:line="240" w:lineRule="auto"/>
+              <w:rPr>
+                <w:rFonts w:eastAsia="Times New Roman" w:cstheme="minorHAnsi"/>
+                <w:sz w:val="20"/>
+                <w:szCs w:val="20"/>
+              </w:rPr>
+            </w:pPr>
+            <w:r>
+              <w:rPr>
+                <w:rFonts w:eastAsia="Times New Roman" w:cstheme="minorHAnsi"/>
+                <w:sz w:val="20"/>
+                <w:szCs w:val="20"/>
+              </w:rPr>
+              <w:t>Dragon Green-Bead (Fluorescence Signal)</w:t>
+            </w:r>
+          </w:p>
+        </w:tc>
+      </w:tr>
+      <w:tr>
+        <w:trPr>
+          <w:trHeight w:val="20"/>
+        </w:trPr>
+        <w:tc>
+          <w:tcPr>
+            <w:tcW w:w="3358" w:type="dxa"/>
+            <w:vAlign w:val="center"/>
+          </w:tcPr>
+          <w:p>
+            <w:pPr>
+              <w:spacing w:after="0" w:line="240" w:lineRule="auto"/>
+              <w:rPr>
+                <w:rFonts w:eastAsia="Times New Roman" w:cstheme="minorHAnsi"/>
+                <w:sz w:val="20"/>
+                <w:szCs w:val="20"/>
+              </w:rPr>
+            </w:pPr>
+            <w:r>
+              <w:rPr>
+                <w:rFonts w:eastAsia="Times New Roman" w:cstheme="minorHAnsi"/>
+                <w:sz w:val="20"/>
+                <w:szCs w:val="20"/>
+              </w:rPr>
+              <w:t>GMM</w:t>
+            </w:r>
+          </w:p>
+        </w:tc>
+        <w:tc>
+          <w:tcPr>
+            <w:tcW w:w="5124" w:type="dxa"/>
+            <w:vAlign w:val="center"/>
+          </w:tcPr>
+          <w:p>
+            <w:pPr>
+              <w:spacing w:after="0" w:line="240" w:lineRule="auto"/>
+              <w:rPr>
+                <w:rFonts w:eastAsia="Times New Roman" w:cstheme="minorHAnsi"/>
+                <w:sz w:val="20"/>
+                <w:szCs w:val="20"/>
+              </w:rPr>
+            </w:pPr>
+            <w:r>
+              <w:rPr>
+                <w:rFonts w:eastAsia="Times New Roman" w:cstheme="minorHAnsi"/>
+                <w:sz w:val="20"/>
+                <w:szCs w:val="20"/>
+              </w:rPr>
+              <w:t>Gaussian Mixture Model</w:t>
+            </w:r>
+          </w:p>
+        </w:tc>
+      </w:tr>
+      <w:tr>
+        <w:trPr>
+          <w:trHeight w:val="20"/>
+        </w:trPr>
+        <w:tc>
+          <w:tcPr>
+            <w:tcW w:w="3358" w:type="dxa"/>
+            <w:vAlign w:val="center"/>
+          </w:tcPr>
+          <w:p>
+            <w:pPr>
+              <w:spacing w:after="0" w:line="240" w:lineRule="auto"/>
+              <w:rPr>
+                <w:rFonts w:eastAsia="Times New Roman" w:cstheme="minorHAnsi"/>
+                <w:sz w:val="20"/>
+                <w:szCs w:val="20"/>
+              </w:rPr>
+            </w:pPr>
+            <w:r>
+              <w:rPr>
+                <w:rFonts w:eastAsia="Times New Roman" w:cstheme="minorHAnsi"/>
+                <w:sz w:val="20"/>
+                <w:szCs w:val="20"/>
+              </w:rPr>
+              <w:t>ROI</w:t>
+            </w:r>
+          </w:p>
+        </w:tc>
+        <w:tc>
+          <w:tcPr>
+            <w:tcW w:w="5124" w:type="dxa"/>
+            <w:vAlign w:val="center"/>
+          </w:tcPr>
+          <w:p>
+            <w:pPr>
+              <w:spacing w:after="0" w:line="240" w:lineRule="auto"/>
+              <w:rPr>
+                <w:rFonts w:eastAsia="Times New Roman" w:cstheme="minorHAnsi"/>
+                <w:sz w:val="20"/>
+                <w:szCs w:val="20"/>
+              </w:rPr>
+            </w:pPr>
+            <w:r>
+              <w:rPr>
+                <w:rFonts w:eastAsia="Times New Roman" w:cstheme="minorHAnsi"/>
+                <w:sz w:val="20"/>
+                <w:szCs w:val="20"/>
+              </w:rPr>
+              <w:t>Region of Interest</w:t>
+            </w:r>
+          </w:p>
+        </w:tc>
+      </w:tr>
+      <w:tr>
+        <w:trPr>
+          <w:trHeight w:val="20"/>
+        </w:trPr>
+        <w:tc>
+          <w:tcPr>
+            <w:tcW w:w="3358" w:type="dxa"/>
+            <w:vAlign w:val="center"/>
+          </w:tcPr>
+          <w:p>
+            <w:pPr>
+              <w:spacing w:after="0" w:line="240" w:lineRule="auto"/>
+              <w:rPr>
+                <w:rFonts w:eastAsia="Times New Roman" w:cstheme="minorHAnsi"/>
+                <w:sz w:val="20"/>
+                <w:szCs w:val="20"/>
+              </w:rPr>
+            </w:pPr>
+            <w:r>
+              <w:rPr>
+                <w:rFonts w:eastAsia="Times New Roman" w:cstheme="minorHAnsi"/>
+                <w:sz w:val="20"/>
+                <w:szCs w:val="20"/>
+              </w:rPr>
+              <w:t xml:space="preserve">ML </w:t>
+            </w:r>
+          </w:p>
+        </w:tc>
+        <w:tc>
+          <w:tcPr>
+            <w:tcW w:w="5124" w:type="dxa"/>
+            <w:vAlign w:val="center"/>
+          </w:tcPr>
+          <w:p>
+            <w:pPr>
+              <w:spacing w:after="0" w:line="240" w:lineRule="auto"/>
+              <w:rPr>
+                <w:rFonts w:eastAsia="Times New Roman" w:cstheme="minorHAnsi"/>
+                <w:sz w:val="20"/>
+                <w:szCs w:val="20"/>
+              </w:rPr>
+            </w:pPr>
+            <w:r>
+              <w:rPr>
+                <w:rFonts w:eastAsia="Times New Roman" w:cstheme="minorHAnsi"/>
+                <w:sz w:val="20"/>
+                <w:szCs w:val="20"/>
+              </w:rPr>
+              <w:t>Machine Learning</w:t>
+            </w:r>
+          </w:p>
+        </w:tc>
+      </w:tr>
+      <w:tr>
+        <w:trPr>
+          <w:trHeight w:val="20"/>
+        </w:trPr>
+        <w:tc>
+          <w:tcPr>
+            <w:tcW w:w="3358" w:type="dxa"/>
+            <w:vAlign w:val="center"/>
+          </w:tcPr>
+          <w:p>
+            <w:pPr>
+              <w:spacing w:after="0" w:line="240" w:lineRule="auto"/>
+              <w:rPr>
+                <w:rFonts w:eastAsia="Times New Roman" w:cstheme="minorHAnsi"/>
+                <w:sz w:val="20"/>
+                <w:szCs w:val="20"/>
+              </w:rPr>
+            </w:pPr>
+            <w:r>
+              <w:rPr>
+                <w:rFonts w:eastAsia="Times New Roman" w:cstheme="minorHAnsi"/>
+                <w:sz w:val="20"/>
+                <w:szCs w:val="20"/>
+              </w:rPr>
+              <w:t>FSC-H</w:t>
+            </w:r>
+          </w:p>
+        </w:tc>
+        <w:tc>
+          <w:tcPr>
+            <w:tcW w:w="5124" w:type="dxa"/>
+            <w:vAlign w:val="center"/>
+          </w:tcPr>
+          <w:p>
+            <w:pPr>
+              <w:spacing w:after="0" w:line="240" w:lineRule="auto"/>
+              <w:rPr>
+                <w:rFonts w:eastAsia="Times New Roman" w:cstheme="minorHAnsi"/>
+                <w:sz w:val="20"/>
+                <w:szCs w:val="20"/>
+              </w:rPr>
+            </w:pPr>
+            <w:r>
+              <w:rPr>
+                <w:rFonts w:eastAsia="Times New Roman" w:cstheme="minorHAnsi"/>
+                <w:sz w:val="20"/>
+                <w:szCs w:val="20"/>
+              </w:rPr>
+              <w:t>Forward Scatter Height (proxy for particle size in flow cytometry)</w:t>
+            </w:r>
+          </w:p>
+        </w:tc>
+      </w:tr>
+      <w:tr>
+        <w:trPr>
+          <w:trHeight w:val="20"/>
+        </w:trPr>
+        <w:tc>
+          <w:tcPr>
+            <w:tcW w:w="3358" w:type="dxa"/>
+            <w:vAlign w:val="center"/>
+          </w:tcPr>
+          <w:p>
+            <w:pPr>
+              <w:spacing w:after="0" w:line="240" w:lineRule="auto"/>
+              <w:rPr>
+                <w:rFonts w:eastAsia="Times New Roman" w:cstheme="minorHAnsi"/>
+                <w:sz w:val="20"/>
+                <w:szCs w:val="20"/>
+              </w:rPr>
+            </w:pPr>
+            <w:r>
+              <w:rPr>
+                <w:rFonts w:eastAsia="Times New Roman" w:cstheme="minorHAnsi"/>
+                <w:sz w:val="20"/>
+                <w:szCs w:val="20"/>
+              </w:rPr>
+              <w:lastRenderedPageBreak/>
+              <w:t>B525-H / FL1-H</w:t>
+            </w:r>
+          </w:p>
+        </w:tc>
+        <w:tc>
+          <w:tcPr>
+            <w:tcW w:w="5124" w:type="dxa"/>
+            <w:vAlign w:val="center"/>
+          </w:tcPr>
+          <w:p>
+            <w:pPr>
+              <w:spacing w:after="0" w:line="240" w:lineRule="auto"/>
+              <w:rPr>
+                <w:rFonts w:eastAsia="Times New Roman" w:cstheme="minorHAnsi"/>
+                <w:sz w:val="20"/>
+                <w:szCs w:val="20"/>
+              </w:rPr>
+            </w:pPr>
+            <w:r>
+              <w:rPr>
+                <w:rFonts w:eastAsia="Times New Roman" w:cstheme="minorHAnsi"/>
+                <w:sz w:val="20"/>
+                <w:szCs w:val="20"/>
+              </w:rPr>
+              <w:t>Fluorescence detection channel for green emission (used for DG signal detection)</w:t>
+            </w:r>
+          </w:p>
+        </w:tc>
+      </w:tr>
+      <w:tr>
+        <w:trPr>
+          <w:trHeight w:val="20"/>
+        </w:trPr>
+        <w:tc>
+          <w:tcPr>
+            <w:tcW w:w="3358" w:type="dxa"/>
+            <w:vAlign w:val="center"/>
+          </w:tcPr>
+          <w:p>
+            <w:pPr>
+              <w:spacing w:after="0" w:line="240" w:lineRule="auto"/>
+              <w:rPr>
+                <w:rFonts w:eastAsia="Times New Roman" w:cstheme="minorHAnsi"/>
+                <w:sz w:val="20"/>
+                <w:szCs w:val="20"/>
+              </w:rPr>
+            </w:pPr>
+            <w:r>
+              <w:rPr>
+                <w:rFonts w:eastAsia="Times New Roman" w:cstheme="minorHAnsi"/>
+                <w:sz w:val="20"/>
+                <w:szCs w:val="20"/>
+              </w:rPr>
+              <w:t>KDE</w:t>
+            </w:r>
+          </w:p>
+        </w:tc>
+        <w:tc>
+          <w:tcPr>
+            <w:tcW w:w="5124" w:type="dxa"/>
+            <w:vAlign w:val="center"/>
+          </w:tcPr>
+          <w:p>
+            <w:pPr>
+              <w:spacing w:after="0" w:line="240" w:lineRule="auto"/>
+              <w:rPr>
+                <w:rFonts w:eastAsia="Times New Roman" w:cstheme="minorHAnsi"/>
+                <w:sz w:val="20"/>
+                <w:szCs w:val="20"/>
+              </w:rPr>
+            </w:pPr>
+            <w:r>
+              <w:rPr>
+                <w:rFonts w:eastAsia="Times New Roman" w:cstheme="minorHAnsi"/>
+                <w:sz w:val="20"/>
+                <w:szCs w:val="20"/>
+              </w:rPr>
+              <w:t>Kernel Density Estimation (used for smooth density modelling of signals)</w:t>
+            </w:r>
+          </w:p>
+        </w:tc>
+      </w:tr>
+      <w:tr>
+        <w:trPr>
+          <w:trHeight w:val="20"/>
+        </w:trPr>
+        <w:tc>
+          <w:tcPr>
+            <w:tcW w:w="3358" w:type="dxa"/>
+            <w:vAlign w:val="center"/>
+          </w:tcPr>
+          <w:p>
+            <w:pPr>
+              <w:spacing w:after="0" w:line="240" w:lineRule="auto"/>
+              <w:rPr>
+                <w:rFonts w:eastAsia="Times New Roman" w:cstheme="minorHAnsi"/>
+                <w:sz w:val="20"/>
+                <w:szCs w:val="20"/>
+              </w:rPr>
+            </w:pPr>
+            <w:r>
+              <w:rPr>
+                <w:rFonts w:eastAsia="Times New Roman" w:cstheme="minorHAnsi"/>
+                <w:sz w:val="20"/>
+                <w:szCs w:val="20"/>
+              </w:rPr>
+              <w:t>JSON</w:t>
+            </w:r>
+          </w:p>
+        </w:tc>
+        <w:tc>
+          <w:tcPr>
+            <w:tcW w:w="5124" w:type="dxa"/>
+            <w:vAlign w:val="center"/>
+          </w:tcPr>
+          <w:p>
+            <w:pPr>
+              <w:spacing w:after="0" w:line="240" w:lineRule="auto"/>
+              <w:rPr>
+                <w:rFonts w:eastAsia="Times New Roman" w:cstheme="minorHAnsi"/>
+                <w:sz w:val="20"/>
+                <w:szCs w:val="20"/>
+              </w:rPr>
+            </w:pPr>
+            <w:r>
+              <w:rPr>
+                <w:rFonts w:eastAsia="Times New Roman" w:cstheme="minorHAnsi"/>
+                <w:sz w:val="20"/>
+                <w:szCs w:val="20"/>
+              </w:rPr>
+              <w:t>JavaScript Object Notation (used for structured configuration and output files)</w:t>
+            </w:r>
+          </w:p>
+        </w:tc>
+      </w:tr>
+      <w:tr>
+        <w:trPr>
+          <w:trHeight w:val="20"/>
+        </w:trPr>
+        <w:tc>
+          <w:tcPr>
+            <w:tcW w:w="3358" w:type="dxa"/>
+            <w:vAlign w:val="center"/>
+          </w:tcPr>
+          <w:p>
+            <w:pPr>
+              <w:spacing w:after="0" w:line="240" w:lineRule="auto"/>
+              <w:rPr>
+                <w:rFonts w:eastAsia="Times New Roman" w:cstheme="minorHAnsi"/>
+                <w:sz w:val="20"/>
+                <w:szCs w:val="20"/>
+              </w:rPr>
+            </w:pPr>
+            <w:r>
+              <w:rPr>
+                <w:rFonts w:eastAsia="Times New Roman" w:cstheme="minorHAnsi"/>
+                <w:sz w:val="20"/>
+                <w:szCs w:val="20"/>
+              </w:rPr>
+              <w:t>GUI</w:t>
+            </w:r>
+          </w:p>
+        </w:tc>
+        <w:tc>
+          <w:tcPr>
+            <w:tcW w:w="5124" w:type="dxa"/>
+            <w:vAlign w:val="center"/>
+          </w:tcPr>
+          <w:p>
+            <w:pPr>
+              <w:spacing w:after="0" w:line="240" w:lineRule="auto"/>
+              <w:rPr>
+                <w:rFonts w:eastAsia="Times New Roman" w:cstheme="minorHAnsi"/>
+                <w:sz w:val="20"/>
+                <w:szCs w:val="20"/>
+              </w:rPr>
+            </w:pPr>
+            <w:r>
+              <w:rPr>
+                <w:rFonts w:eastAsia="Times New Roman" w:cstheme="minorHAnsi"/>
+                <w:sz w:val="20"/>
+                <w:szCs w:val="20"/>
+              </w:rPr>
+              <w:t>Graphical User Interface (planned frontend for user interaction)</w:t>
+            </w:r>
+          </w:p>
+        </w:tc>
+      </w:tr>
+      <w:tr>
+        <w:trPr>
+          <w:trHeight w:val="20"/>
+        </w:trPr>
+        <w:tc>
+          <w:tcPr>
+            <w:tcW w:w="3358" w:type="dxa"/>
+            <w:vAlign w:val="center"/>
+          </w:tcPr>
+          <w:p>
+            <w:pPr>
+              <w:spacing w:after="0" w:line="240" w:lineRule="auto"/>
+              <w:rPr>
+                <w:rFonts w:eastAsia="Times New Roman" w:cstheme="minorHAnsi"/>
+                <w:sz w:val="20"/>
+                <w:szCs w:val="20"/>
+              </w:rPr>
+            </w:pPr>
+            <w:r>
+              <w:rPr>
+                <w:rFonts w:eastAsia="Times New Roman" w:cstheme="minorHAnsi"/>
+                <w:sz w:val="20"/>
+                <w:szCs w:val="20"/>
+              </w:rPr>
+              <w:t>ROI Bounds</w:t>
+            </w:r>
+          </w:p>
+        </w:tc>
+        <w:tc>
+          <w:tcPr>
+            <w:tcW w:w="5124" w:type="dxa"/>
+            <w:vAlign w:val="center"/>
+          </w:tcPr>
+          <w:p>
+            <w:pPr>
+              <w:spacing w:after="0" w:line="240" w:lineRule="auto"/>
+              <w:rPr>
+                <w:rFonts w:eastAsia="Times New Roman" w:cstheme="minorHAnsi"/>
+                <w:sz w:val="20"/>
+                <w:szCs w:val="20"/>
+              </w:rPr>
+            </w:pPr>
+            <w:r>
+              <w:rPr>
+                <w:rFonts w:eastAsia="Times New Roman" w:cstheme="minorHAnsi"/>
+                <w:sz w:val="20"/>
+                <w:szCs w:val="20"/>
+              </w:rPr>
+              <w:t>Lower and upper limits defining the region of interest for analysis</w:t>
             </w:r>
           </w:p>
         </w:tc>
@@ -4383,7 +5320,6 @@
       </w:pPr>
       <w:bookmarkStart w:id="15" w:name="_Toc120185073"/>
       <w:r>
-        <w:lastRenderedPageBreak/>
         <w:t>DEVICE ARCHITECTURE</w:t>
       </w:r>
       <w:bookmarkEnd w:id="15"/>
@@ -4566,6 +5502,7 @@
           <w:iCs/>
           <w:highlight w:val="lightGray"/>
         </w:rPr>
+        <w:lastRenderedPageBreak/>
         <w:t xml:space="preserve">usability </w:t>
       </w:r>
       <w:proofErr w:type="spellStart"/>
@@ -5156,7 +6093,6 @@
       </w:pPr>
       <w:bookmarkStart w:id="19" w:name="_Toc120185077"/>
       <w:r>
-        <w:lastRenderedPageBreak/>
         <w:t>Usability</w:t>
       </w:r>
       <w:bookmarkEnd w:id="19"/>
@@ -5194,6 +6130,7 @@
       </w:pPr>
       <w:bookmarkStart w:id="22" w:name="_Toc120185080"/>
       <w:r>
+        <w:lastRenderedPageBreak/>
         <w:t>Functional Requirements Table</w:t>
       </w:r>
       <w:bookmarkEnd w:id="22"/>
@@ -5600,7 +6537,6 @@
           <w:iCs/>
           <w:highlight w:val="lightGray"/>
         </w:rPr>
-        <w:lastRenderedPageBreak/>
         <w:t>Example #1:</w:t>
       </w:r>
     </w:p>
@@ -5616,6 +6552,7 @@
         <w:rPr>
           <w:noProof/>
         </w:rPr>
+        <w:lastRenderedPageBreak/>
         <w:drawing>
           <wp:inline distT="0" distB="0" distL="0" distR="0" wp14:anchorId="123147ED" wp14:editId="07A11276">
             <wp:extent cx="5566853" cy="4452258"/>
@@ -5906,8 +6843,8 @@
       <w:tblLook w:val="04A0" w:firstRow="1" w:lastRow="0" w:firstColumn="1" w:lastColumn="0" w:noHBand="0" w:noVBand="1"/>
     </w:tblPr>
     <w:tblGrid>
-      <w:gridCol w:w="2249"/>
-      <w:gridCol w:w="4755"/>
+      <w:gridCol w:w="2247"/>
+      <w:gridCol w:w="4757"/>
       <w:gridCol w:w="2494"/>
     </w:tblGrid>
     <w:tr>
@@ -5963,7 +6900,7 @@
               <w:sz w:val="20"/>
               <w:szCs w:val="20"/>
             </w:rPr>
-            <w:t>14 February 2026</w:t>
+            <w:t>27 March 2026</w:t>
           </w:r>
           <w:r>
             <w:rPr>
@@ -6420,7 +7357,6 @@
                                   <w:docPartUnique/>
                                 </w:docPartObj>
                               </w:sdtPr>
-                              <w:sdtEndPr/>
                               <w:sdtContent/>
                             </w:sdt>
                             <w:bookmarkStart w:id="34" w:name="_Hlk120185748"/>
@@ -12129,7 +13065,6 @@
   <w:style w:type="character" w:default="1" w:styleId="DefaultParagraphFont">
     <w:name w:val="Default Paragraph Font"/>
     <w:uiPriority w:val="1"/>
-    <w:semiHidden/>
     <w:unhideWhenUsed/>
   </w:style>
   <w:style w:type="table" w:default="1" w:styleId="TableNormal">
@@ -12966,6 +13901,22 @@
       <w:lang w:eastAsia="en-GB"/>
     </w:rPr>
   </w:style>
+  <w:style w:type="paragraph" w:styleId="NormalWeb">
+    <w:name w:val="Normal (Web)"/>
+    <w:basedOn w:val="Normal"/>
+    <w:uiPriority w:val="99"/>
+    <w:unhideWhenUsed/>
+    <w:rsid w:val="00695C04"/>
+    <w:pPr>
+      <w:spacing w:before="100" w:beforeAutospacing="1" w:after="100" w:afterAutospacing="1" w:line="240" w:lineRule="auto"/>
+    </w:pPr>
+    <w:rPr>
+      <w:rFonts w:ascii="Times New Roman" w:eastAsia="Times New Roman" w:hAnsi="Times New Roman" w:cs="Times New Roman"/>
+      <w:sz w:val="24"/>
+      <w:szCs w:val="24"/>
+      <w:lang w:val="en-US"/>
+    </w:rPr>
+  </w:style>
 </w:styles>
 </file>
 
